--- a/Accueil/Accueil.docx
+++ b/Accueil/Accueil.docx
@@ -71,9 +71,9 @@
           <w:noProof/>
         </w:rPr>
         <w:drawing>
-          <wp:inline distT="0" distB="0" distL="0" distR="0" wp14:anchorId="0EC40715" wp14:editId="5ECCBDD4">
-            <wp:extent cx="3113098" cy="3017520"/>
-            <wp:effectExtent l="0" t="0" r="0" b="5080"/>
+          <wp:inline distT="0" distB="0" distL="0" distR="0" wp14:anchorId="0EC40715" wp14:editId="2956D886">
+            <wp:extent cx="3403600" cy="3299103"/>
+            <wp:effectExtent l="0" t="0" r="0" b="3175"/>
             <wp:docPr id="975391383" name="Image 11" descr="Affiche Antoine de Saint Exupéry : Le Petit Prince, Envol vers les étoiles"/>
             <wp:cNvGraphicFramePr>
               <a:graphicFrameLocks xmlns:a="http://schemas.openxmlformats.org/drawingml/2006/main" noChangeAspect="1"/>
@@ -103,7 +103,7 @@
                   <pic:spPr bwMode="auto">
                     <a:xfrm>
                       <a:off x="0" y="0"/>
-                      <a:ext cx="3251582" cy="3151752"/>
+                      <a:ext cx="3577235" cy="3467407"/>
                     </a:xfrm>
                     <a:prstGeom prst="rect">
                       <a:avLst/>
@@ -141,13 +141,7 @@
         <w:t xml:space="preserve">Pour les enfants, </w:t>
       </w:r>
       <w:r>
-        <w:t>u</w:t>
-      </w:r>
-      <w:r>
-        <w:t>n espace leur sera dédié</w:t>
-      </w:r>
-      <w:r>
-        <w:t xml:space="preserve"> et autour de l’exposition, un</w:t>
+        <w:t>un espace leur sera dédié et autour de l’exposition, un</w:t>
       </w:r>
       <w:r>
         <w:t xml:space="preserve"> quizz </w:t>
@@ -182,9 +176,9 @@
           <w:noProof/>
         </w:rPr>
         <w:drawing>
-          <wp:inline distT="0" distB="0" distL="0" distR="0" wp14:anchorId="649FB8DF" wp14:editId="6C7C85A2">
-            <wp:extent cx="3119700" cy="1917700"/>
-            <wp:effectExtent l="0" t="0" r="5080" b="0"/>
+          <wp:inline distT="0" distB="0" distL="0" distR="0" wp14:anchorId="649FB8DF" wp14:editId="35DED82A">
+            <wp:extent cx="3429605" cy="2108200"/>
+            <wp:effectExtent l="0" t="0" r="0" b="0"/>
             <wp:docPr id="1460867393" name="Image 16" descr="Antoine DE SAINT EXUPERY / Jordi NEF : Le Petit Prince et son ami - Lithographie"/>
             <wp:cNvGraphicFramePr>
               <a:graphicFrameLocks xmlns:a="http://schemas.openxmlformats.org/drawingml/2006/main" noChangeAspect="1"/>
@@ -214,7 +208,7 @@
                   <pic:spPr bwMode="auto">
                     <a:xfrm>
                       <a:off x="0" y="0"/>
-                      <a:ext cx="3236450" cy="1989467"/>
+                      <a:ext cx="3569634" cy="2194277"/>
                     </a:xfrm>
                     <a:prstGeom prst="rect">
                       <a:avLst/>
@@ -261,24 +255,20 @@
       <w:pPr>
         <w:jc w:val="center"/>
       </w:pPr>
-      <w:r>
-        <w:fldChar w:fldCharType="begin"/>
-      </w:r>
-      <w:r>
-        <w:instrText xml:space="preserve"> INCLUDEPICTURE "/Users/LePetitPrince/Library/Group Containers/UBF8T346G9.ms/WebArchiveCopyPasteTempFiles/com.microsoft.Word/images?q=tbnANd9GcTJvXi_CmzJJyim22nTPgdGvNwhSOKs83mPNg&amp;s" \* MERGEFORMATINET </w:instrText>
-      </w:r>
-      <w:r>
-        <w:fldChar w:fldCharType="separate"/>
-      </w:r>
+    </w:p>
+    <w:p>
+      <w:pPr>
+        <w:jc w:val="center"/>
+      </w:pPr>
       <w:r>
         <w:rPr>
           <w:noProof/>
         </w:rPr>
         <w:drawing>
-          <wp:inline distT="0" distB="0" distL="0" distR="0" wp14:anchorId="16C2300B" wp14:editId="3EECE686">
-            <wp:extent cx="2100118" cy="1358900"/>
+          <wp:inline distT="0" distB="0" distL="0" distR="0" wp14:anchorId="5D597967" wp14:editId="2031D7FE">
+            <wp:extent cx="4318000" cy="2997200"/>
             <wp:effectExtent l="0" t="0" r="0" b="0"/>
-            <wp:docPr id="560156862" name="Image 14" descr="Le Petit Prince - Peluche Doudou Boa 60 cm"/>
+            <wp:docPr id="1743461256" name="Image 1"/>
             <wp:cNvGraphicFramePr>
               <a:graphicFrameLocks xmlns:a="http://schemas.openxmlformats.org/drawingml/2006/main" noChangeAspect="1"/>
             </wp:cNvGraphicFramePr>
@@ -286,70 +276,11 @@
               <a:graphicData uri="http://schemas.openxmlformats.org/drawingml/2006/picture">
                 <pic:pic xmlns:pic="http://schemas.openxmlformats.org/drawingml/2006/picture">
                   <pic:nvPicPr>
-                    <pic:cNvPr id="0" name="dimg_p8uIacVApvHszw-QlKbIAw_129" descr="Le Petit Prince - Peluche Doudou Boa 60 cm"/>
-                    <pic:cNvPicPr>
-                      <a:picLocks noChangeAspect="1" noChangeArrowheads="1"/>
-                    </pic:cNvPicPr>
-                  </pic:nvPicPr>
-                  <pic:blipFill rotWithShape="1">
-                    <a:blip r:embed="rId6" cstate="print">
-                      <a:extLst>
-                        <a:ext uri="{28A0092B-C50C-407E-A947-70E740481C1C}">
-                          <a14:useLocalDpi xmlns:a14="http://schemas.microsoft.com/office/drawing/2010/main" val="0"/>
-                        </a:ext>
-                      </a:extLst>
-                    </a:blip>
-                    <a:srcRect t="17647" b="17647"/>
-                    <a:stretch/>
-                  </pic:blipFill>
-                  <pic:spPr bwMode="auto">
-                    <a:xfrm>
-                      <a:off x="0" y="0"/>
-                      <a:ext cx="2107227" cy="1363500"/>
-                    </a:xfrm>
-                    <a:prstGeom prst="rect">
-                      <a:avLst/>
-                    </a:prstGeom>
-                    <a:noFill/>
-                    <a:ln>
-                      <a:noFill/>
-                    </a:ln>
-                    <a:extLst>
-                      <a:ext uri="{53640926-AAD7-44D8-BBD7-CCE9431645EC}">
-                        <a14:shadowObscured xmlns:a14="http://schemas.microsoft.com/office/drawing/2010/main"/>
-                      </a:ext>
-                    </a:extLst>
-                  </pic:spPr>
-                </pic:pic>
-              </a:graphicData>
-            </a:graphic>
-          </wp:inline>
-        </w:drawing>
-      </w:r>
-      <w:r>
-        <w:fldChar w:fldCharType="end"/>
-      </w:r>
-      <w:r>
-        <w:rPr>
-          <w:noProof/>
-        </w:rPr>
-        <w:drawing>
-          <wp:inline distT="0" distB="0" distL="0" distR="0" wp14:anchorId="58282DA7" wp14:editId="24D3063E">
-            <wp:extent cx="1816100" cy="1362075"/>
-            <wp:effectExtent l="0" t="0" r="0" b="0"/>
-            <wp:docPr id="1039724313" name="Image 35" descr="Une image contenant carton, Empaquetage et étiquetage, chat, Livraison de colis&#10;&#10;Description générée automatiquement"/>
-            <wp:cNvGraphicFramePr>
-              <a:graphicFrameLocks xmlns:a="http://schemas.openxmlformats.org/drawingml/2006/main" noChangeAspect="1"/>
-            </wp:cNvGraphicFramePr>
-            <a:graphic xmlns:a="http://schemas.openxmlformats.org/drawingml/2006/main">
-              <a:graphicData uri="http://schemas.openxmlformats.org/drawingml/2006/picture">
-                <pic:pic xmlns:pic="http://schemas.openxmlformats.org/drawingml/2006/picture">
-                  <pic:nvPicPr>
-                    <pic:cNvPr id="603639688" name="Image 35" descr="Une image contenant carton, Empaquetage et étiquetage, chat, Livraison de colis&#10;&#10;Description générée automatiquement"/>
+                    <pic:cNvPr id="1743461256" name=""/>
                     <pic:cNvPicPr/>
                   </pic:nvPicPr>
                   <pic:blipFill>
-                    <a:blip r:embed="rId7" cstate="print">
+                    <a:blip r:embed="rId6">
                       <a:extLst>
                         <a:ext uri="{28A0092B-C50C-407E-A947-70E740481C1C}">
                           <a14:useLocalDpi xmlns:a14="http://schemas.microsoft.com/office/drawing/2010/main" val="0"/>
@@ -363,7 +294,7 @@
                   <pic:spPr>
                     <a:xfrm>
                       <a:off x="0" y="0"/>
-                      <a:ext cx="1912602" cy="1434452"/>
+                      <a:ext cx="4318000" cy="2997200"/>
                     </a:xfrm>
                     <a:prstGeom prst="rect">
                       <a:avLst/>
@@ -375,24 +306,65 @@
           </wp:inline>
         </w:drawing>
       </w:r>
-      <w:r>
-        <w:fldChar w:fldCharType="begin"/>
-      </w:r>
-      <w:r>
-        <w:instrText xml:space="preserve"> INCLUDEPICTURE "/Users/LePetitPrince/Library/Group Containers/UBF8T346G9.ms/WebArchiveCopyPasteTempFiles/com.microsoft.Word/88a83fae0bcd9699bf4f846eb25f982516425bed.jpg?rule=ad-thumb" \* MERGEFORMATINET </w:instrText>
-      </w:r>
-      <w:r>
-        <w:fldChar w:fldCharType="separate"/>
-      </w:r>
+    </w:p>
+    <w:p>
+      <w:pPr>
+        <w:jc w:val="center"/>
+      </w:pPr>
+    </w:p>
+    <w:p>
+      <w:pPr>
+        <w:jc w:val="center"/>
+      </w:pPr>
+    </w:p>
+    <w:p>
+      <w:pPr>
+        <w:jc w:val="center"/>
+      </w:pPr>
+      <w:r>
+        <w:t>Un contenu diversifié sur plusieurs support</w:t>
+      </w:r>
+      <w:r>
+        <w:t>s</w:t>
+      </w:r>
+      <w:r>
+        <w:t xml:space="preserve"> de matériaux d’objet (timbres, cartes postales, bronze, céramique, porcelaine, m</w:t>
+      </w:r>
+      <w:r>
+        <w:t>é</w:t>
+      </w:r>
+      <w:r>
+        <w:t>tal, verre</w:t>
+      </w:r>
+      <w:r>
+        <w:t>, résine</w:t>
+      </w:r>
+      <w:r>
+        <w:t>…)</w:t>
+      </w:r>
+      <w:r>
+        <w:t xml:space="preserve"> et de dimension (du centimètre au mètre de hauteur)</w:t>
+      </w:r>
+    </w:p>
+    <w:p/>
+    <w:p>
+      <w:pPr>
+        <w:jc w:val="center"/>
+      </w:pPr>
+    </w:p>
+    <w:p>
+      <w:pPr>
+        <w:jc w:val="center"/>
+      </w:pPr>
       <w:r>
         <w:rPr>
           <w:noProof/>
         </w:rPr>
         <w:drawing>
-          <wp:inline distT="0" distB="0" distL="0" distR="0" wp14:anchorId="700F69D9" wp14:editId="1439DE43">
-            <wp:extent cx="965200" cy="991208"/>
+          <wp:inline distT="0" distB="0" distL="0" distR="0" wp14:anchorId="3CF779CA" wp14:editId="6872D35C">
+            <wp:extent cx="5613429" cy="4851918"/>
             <wp:effectExtent l="0" t="0" r="0" b="0"/>
-            <wp:docPr id="1006404631" name="Image 18" descr="Une image contenant jouet, tissu, habits, Peluche&#10;&#10;Description générée automatiquement"/>
+            <wp:docPr id="1246783995" name="Image 1"/>
             <wp:cNvGraphicFramePr>
               <a:graphicFrameLocks xmlns:a="http://schemas.openxmlformats.org/drawingml/2006/main" noChangeAspect="1"/>
             </wp:cNvGraphicFramePr>
@@ -400,679 +372,11 @@
               <a:graphicData uri="http://schemas.openxmlformats.org/drawingml/2006/picture">
                 <pic:pic xmlns:pic="http://schemas.openxmlformats.org/drawingml/2006/picture">
                   <pic:nvPicPr>
-                    <pic:cNvPr id="1237737183" name="Image 18" descr="Une image contenant jouet, tissu, habits, Peluche&#10;&#10;Description générée automatiquement"/>
-                    <pic:cNvPicPr>
-                      <a:picLocks noChangeAspect="1" noChangeArrowheads="1"/>
-                    </pic:cNvPicPr>
-                  </pic:nvPicPr>
-                  <pic:blipFill rotWithShape="1">
-                    <a:blip r:embed="rId8">
-                      <a:extLst>
-                        <a:ext uri="{BEBA8EAE-BF5A-486C-A8C5-ECC9F3942E4B}">
-                          <a14:imgProps xmlns:a14="http://schemas.microsoft.com/office/drawing/2010/main">
-                            <a14:imgLayer r:embed="rId9">
-                              <a14:imgEffect>
-                                <a14:backgroundRemoval t="10000" b="90000" l="10000" r="90000"/>
-                              </a14:imgEffect>
-                            </a14:imgLayer>
-                          </a14:imgProps>
-                        </a:ext>
-                        <a:ext uri="{28A0092B-C50C-407E-A947-70E740481C1C}">
-                          <a14:useLocalDpi xmlns:a14="http://schemas.microsoft.com/office/drawing/2010/main" val="0"/>
-                        </a:ext>
-                      </a:extLst>
-                    </a:blip>
-                    <a:srcRect l="6739" t="8841" r="8085" b="25557"/>
-                    <a:stretch/>
-                  </pic:blipFill>
-                  <pic:spPr bwMode="auto">
-                    <a:xfrm>
-                      <a:off x="0" y="0"/>
-                      <a:ext cx="1016859" cy="1044259"/>
-                    </a:xfrm>
-                    <a:prstGeom prst="rect">
-                      <a:avLst/>
-                    </a:prstGeom>
-                    <a:noFill/>
-                    <a:ln>
-                      <a:noFill/>
-                    </a:ln>
-                    <a:extLst>
-                      <a:ext uri="{53640926-AAD7-44D8-BBD7-CCE9431645EC}">
-                        <a14:shadowObscured xmlns:a14="http://schemas.microsoft.com/office/drawing/2010/main"/>
-                      </a:ext>
-                    </a:extLst>
-                  </pic:spPr>
-                </pic:pic>
-              </a:graphicData>
-            </a:graphic>
-          </wp:inline>
-        </w:drawing>
-      </w:r>
-      <w:r>
-        <w:fldChar w:fldCharType="end"/>
-      </w:r>
-    </w:p>
-    <w:p>
-      <w:pPr>
-        <w:jc w:val="center"/>
-      </w:pPr>
-    </w:p>
-    <w:p>
-      <w:pPr>
-        <w:jc w:val="center"/>
-      </w:pPr>
-    </w:p>
-    <w:p>
-      <w:pPr>
-        <w:jc w:val="center"/>
-      </w:pPr>
-      <w:r>
-        <w:t xml:space="preserve">Un contenu diversifié sur </w:t>
-      </w:r>
-      <w:proofErr w:type="gramStart"/>
-      <w:r>
-        <w:t xml:space="preserve">plusieurs </w:t>
-      </w:r>
-      <w:r>
-        <w:t>support</w:t>
-      </w:r>
-      <w:proofErr w:type="gramEnd"/>
-      <w:r>
-        <w:t xml:space="preserve"> de matériaux</w:t>
-      </w:r>
-      <w:r>
-        <w:t xml:space="preserve"> d’objet (</w:t>
-      </w:r>
-      <w:r>
-        <w:t xml:space="preserve">timbres, cartes postales, bronze, céramique, porcelaine, </w:t>
-      </w:r>
-      <w:proofErr w:type="spellStart"/>
-      <w:r>
-        <w:t>metal</w:t>
-      </w:r>
-      <w:proofErr w:type="spellEnd"/>
-      <w:r>
-        <w:t>, verre</w:t>
-      </w:r>
-      <w:r>
-        <w:t>, résine</w:t>
-      </w:r>
-      <w:r>
-        <w:t>…)</w:t>
-      </w:r>
-      <w:r>
-        <w:t xml:space="preserve">  </w:t>
-      </w:r>
-      <w:proofErr w:type="gramStart"/>
-      <w:r>
-        <w:t>et</w:t>
-      </w:r>
-      <w:proofErr w:type="gramEnd"/>
-      <w:r>
-        <w:t xml:space="preserve"> de dimension (du centimètre au mètre de hauteur)</w:t>
-      </w:r>
-    </w:p>
-    <w:p/>
-    <w:p>
-      <w:pPr>
-        <w:jc w:val="center"/>
-      </w:pPr>
-    </w:p>
-    <w:p>
-      <w:pPr>
-        <w:jc w:val="center"/>
-      </w:pPr>
-      <w:r>
-        <w:rPr>
-          <w:noProof/>
-        </w:rPr>
-        <w:drawing>
-          <wp:inline distT="0" distB="0" distL="0" distR="0" wp14:anchorId="38E551A1" wp14:editId="117613BE">
-            <wp:extent cx="1521511" cy="1861820"/>
-            <wp:effectExtent l="0" t="0" r="2540" b="5080"/>
-            <wp:docPr id="1902223476" name="Image 46" descr="Une image contenant texte, peinture, dessin, affiche&#10;&#10;Description générée automatiquement"/>
-            <wp:cNvGraphicFramePr>
-              <a:graphicFrameLocks xmlns:a="http://schemas.openxmlformats.org/drawingml/2006/main" noChangeAspect="1"/>
-            </wp:cNvGraphicFramePr>
-            <a:graphic xmlns:a="http://schemas.openxmlformats.org/drawingml/2006/main">
-              <a:graphicData uri="http://schemas.openxmlformats.org/drawingml/2006/picture">
-                <pic:pic xmlns:pic="http://schemas.openxmlformats.org/drawingml/2006/picture">
-                  <pic:nvPicPr>
-                    <pic:cNvPr id="1902223476" name="Image 46" descr="Une image contenant texte, peinture, dessin, affiche&#10;&#10;Description générée automatiquement"/>
-                    <pic:cNvPicPr/>
-                  </pic:nvPicPr>
-                  <pic:blipFill rotWithShape="1">
-                    <a:blip r:embed="rId10" cstate="print">
-                      <a:extLst>
-                        <a:ext uri="{28A0092B-C50C-407E-A947-70E740481C1C}">
-                          <a14:useLocalDpi xmlns:a14="http://schemas.microsoft.com/office/drawing/2010/main" val="0"/>
-                        </a:ext>
-                      </a:extLst>
-                    </a:blip>
-                    <a:srcRect l="14569" t="7551" r="15319" b="6654"/>
-                    <a:stretch/>
-                  </pic:blipFill>
-                  <pic:spPr bwMode="auto">
-                    <a:xfrm>
-                      <a:off x="0" y="0"/>
-                      <a:ext cx="1583413" cy="1937567"/>
-                    </a:xfrm>
-                    <a:prstGeom prst="rect">
-                      <a:avLst/>
-                    </a:prstGeom>
-                    <a:ln>
-                      <a:noFill/>
-                    </a:ln>
-                    <a:extLst>
-                      <a:ext uri="{53640926-AAD7-44D8-BBD7-CCE9431645EC}">
-                        <a14:shadowObscured xmlns:a14="http://schemas.microsoft.com/office/drawing/2010/main"/>
-                      </a:ext>
-                    </a:extLst>
-                  </pic:spPr>
-                </pic:pic>
-              </a:graphicData>
-            </a:graphic>
-          </wp:inline>
-        </w:drawing>
-      </w:r>
-      <w:r>
-        <w:fldChar w:fldCharType="begin"/>
-      </w:r>
-      <w:r>
-        <w:instrText xml:space="preserve"> INCLUDEPICTURE "/Users/LePetitPrince/Library/Group Containers/UBF8T346G9.ms/WebArchiveCopyPasteTempFiles/com.microsoft.Word/bf-20-bande-b3179a-philexfrance-99-le-petit-prince.jpg" \* MERGEFORMATINET </w:instrText>
-      </w:r>
-      <w:r>
-        <w:fldChar w:fldCharType="separate"/>
-      </w:r>
-      <w:r>
-        <w:rPr>
-          <w:noProof/>
-        </w:rPr>
-        <w:drawing>
-          <wp:inline distT="0" distB="0" distL="0" distR="0" wp14:anchorId="23333514" wp14:editId="23A0A1DF">
-            <wp:extent cx="1727200" cy="1879491"/>
-            <wp:effectExtent l="0" t="0" r="0" b="635"/>
-            <wp:docPr id="80863205" name="Image 21" descr="Une image contenant capture d’écran, dessin&#10;&#10;Description générée automatiquement"/>
-            <wp:cNvGraphicFramePr>
-              <a:graphicFrameLocks xmlns:a="http://schemas.openxmlformats.org/drawingml/2006/main" noChangeAspect="1"/>
-            </wp:cNvGraphicFramePr>
-            <a:graphic xmlns:a="http://schemas.openxmlformats.org/drawingml/2006/main">
-              <a:graphicData uri="http://schemas.openxmlformats.org/drawingml/2006/picture">
-                <pic:pic xmlns:pic="http://schemas.openxmlformats.org/drawingml/2006/picture">
-                  <pic:nvPicPr>
-                    <pic:cNvPr id="80863205" name="Image 21" descr="Une image contenant capture d’écran, dessin&#10;&#10;Description générée automatiquement"/>
-                    <pic:cNvPicPr>
-                      <a:picLocks noChangeAspect="1" noChangeArrowheads="1"/>
-                    </pic:cNvPicPr>
-                  </pic:nvPicPr>
-                  <pic:blipFill rotWithShape="1">
-                    <a:blip r:embed="rId11" cstate="print">
-                      <a:extLst>
-                        <a:ext uri="{28A0092B-C50C-407E-A947-70E740481C1C}">
-                          <a14:useLocalDpi xmlns:a14="http://schemas.microsoft.com/office/drawing/2010/main" val="0"/>
-                        </a:ext>
-                      </a:extLst>
-                    </a:blip>
-                    <a:srcRect l="23559" t="27915" r="22317" b="26527"/>
-                    <a:stretch/>
-                  </pic:blipFill>
-                  <pic:spPr bwMode="auto">
-                    <a:xfrm>
-                      <a:off x="0" y="0"/>
-                      <a:ext cx="1864945" cy="2029381"/>
-                    </a:xfrm>
-                    <a:prstGeom prst="rect">
-                      <a:avLst/>
-                    </a:prstGeom>
-                    <a:noFill/>
-                    <a:ln>
-                      <a:noFill/>
-                    </a:ln>
-                    <a:extLst>
-                      <a:ext uri="{53640926-AAD7-44D8-BBD7-CCE9431645EC}">
-                        <a14:shadowObscured xmlns:a14="http://schemas.microsoft.com/office/drawing/2010/main"/>
-                      </a:ext>
-                    </a:extLst>
-                  </pic:spPr>
-                </pic:pic>
-              </a:graphicData>
-            </a:graphic>
-          </wp:inline>
-        </w:drawing>
-      </w:r>
-      <w:r>
-        <w:fldChar w:fldCharType="end"/>
-      </w:r>
-      <w:r>
-        <w:rPr>
-          <w:noProof/>
-        </w:rPr>
-        <w:drawing>
-          <wp:inline distT="0" distB="0" distL="0" distR="0" wp14:anchorId="1E848CC3" wp14:editId="786C0053">
-            <wp:extent cx="1913326" cy="1434994"/>
-            <wp:effectExtent l="0" t="1905" r="2540" b="2540"/>
-            <wp:docPr id="1396855914" name="Image 12" descr="Une image contenant sphère, intérieur&#10;&#10;Description générée automatiquement"/>
-            <wp:cNvGraphicFramePr>
-              <a:graphicFrameLocks xmlns:a="http://schemas.openxmlformats.org/drawingml/2006/main" noChangeAspect="1"/>
-            </wp:cNvGraphicFramePr>
-            <a:graphic xmlns:a="http://schemas.openxmlformats.org/drawingml/2006/main">
-              <a:graphicData uri="http://schemas.openxmlformats.org/drawingml/2006/picture">
-                <pic:pic xmlns:pic="http://schemas.openxmlformats.org/drawingml/2006/picture">
-                  <pic:nvPicPr>
-                    <pic:cNvPr id="1396855914" name="Image 12" descr="Une image contenant sphère, intérieur&#10;&#10;Description générée automatiquement"/>
+                    <pic:cNvPr id="1246783995" name=""/>
                     <pic:cNvPicPr/>
                   </pic:nvPicPr>
                   <pic:blipFill>
-                    <a:blip r:embed="rId12" cstate="print">
-                      <a:extLst>
-                        <a:ext uri="{BEBA8EAE-BF5A-486C-A8C5-ECC9F3942E4B}">
-                          <a14:imgProps xmlns:a14="http://schemas.microsoft.com/office/drawing/2010/main">
-                            <a14:imgLayer r:embed="rId13">
-                              <a14:imgEffect>
-                                <a14:brightnessContrast bright="20000" contrast="40000"/>
-                              </a14:imgEffect>
-                            </a14:imgLayer>
-                          </a14:imgProps>
-                        </a:ext>
-                        <a:ext uri="{28A0092B-C50C-407E-A947-70E740481C1C}">
-                          <a14:useLocalDpi xmlns:a14="http://schemas.microsoft.com/office/drawing/2010/main" val="0"/>
-                        </a:ext>
-                      </a:extLst>
-                    </a:blip>
-                    <a:stretch>
-                      <a:fillRect/>
-                    </a:stretch>
-                  </pic:blipFill>
-                  <pic:spPr>
-                    <a:xfrm rot="5400000">
-                      <a:off x="0" y="0"/>
-                      <a:ext cx="1946685" cy="1460013"/>
-                    </a:xfrm>
-                    <a:prstGeom prst="rect">
-                      <a:avLst/>
-                    </a:prstGeom>
-                  </pic:spPr>
-                </pic:pic>
-              </a:graphicData>
-            </a:graphic>
-          </wp:inline>
-        </w:drawing>
-      </w:r>
-      <w:r>
-        <w:fldChar w:fldCharType="begin"/>
-      </w:r>
-      <w:r>
-        <w:instrText xml:space="preserve"> INCLUDEPICTURE "/Users/LePetitPrince/Library/Group Containers/UBF8T346G9.ms/WebArchiveCopyPasteTempFiles/com.microsoft.Word/9k=" \* MERGEFORMATINET </w:instrText>
-      </w:r>
-      <w:r>
-        <w:fldChar w:fldCharType="separate"/>
-      </w:r>
-      <w:r>
-        <w:rPr>
-          <w:noProof/>
-        </w:rPr>
-        <w:drawing>
-          <wp:inline distT="0" distB="0" distL="0" distR="0" wp14:anchorId="4782B779" wp14:editId="1A5FF290">
-            <wp:extent cx="1905000" cy="1905000"/>
-            <wp:effectExtent l="0" t="0" r="0" b="0"/>
-            <wp:docPr id="1464950970" name="Image 9" descr="Le Petit Prince - Elysées Numismatique"/>
-            <wp:cNvGraphicFramePr>
-              <a:graphicFrameLocks xmlns:a="http://schemas.openxmlformats.org/drawingml/2006/main" noChangeAspect="1"/>
-            </wp:cNvGraphicFramePr>
-            <a:graphic xmlns:a="http://schemas.openxmlformats.org/drawingml/2006/main">
-              <a:graphicData uri="http://schemas.openxmlformats.org/drawingml/2006/picture">
-                <pic:pic xmlns:pic="http://schemas.openxmlformats.org/drawingml/2006/picture">
-                  <pic:nvPicPr>
-                    <pic:cNvPr id="0" name="dimg_ScqIadr2D6WxkdUP7OfP2Q4_12" descr="Le Petit Prince - Elysées Numismatique"/>
-                    <pic:cNvPicPr>
-                      <a:picLocks noChangeAspect="1" noChangeArrowheads="1"/>
-                    </pic:cNvPicPr>
-                  </pic:nvPicPr>
-                  <pic:blipFill>
-                    <a:blip r:embed="rId14" cstate="print">
-                      <a:extLst>
-                        <a:ext uri="{28A0092B-C50C-407E-A947-70E740481C1C}">
-                          <a14:useLocalDpi xmlns:a14="http://schemas.microsoft.com/office/drawing/2010/main" val="0"/>
-                        </a:ext>
-                      </a:extLst>
-                    </a:blip>
-                    <a:srcRect/>
-                    <a:stretch>
-                      <a:fillRect/>
-                    </a:stretch>
-                  </pic:blipFill>
-                  <pic:spPr bwMode="auto">
-                    <a:xfrm>
-                      <a:off x="0" y="0"/>
-                      <a:ext cx="1944004" cy="1944004"/>
-                    </a:xfrm>
-                    <a:prstGeom prst="rect">
-                      <a:avLst/>
-                    </a:prstGeom>
-                    <a:noFill/>
-                    <a:ln>
-                      <a:noFill/>
-                    </a:ln>
-                  </pic:spPr>
-                </pic:pic>
-              </a:graphicData>
-            </a:graphic>
-          </wp:inline>
-        </w:drawing>
-      </w:r>
-      <w:r>
-        <w:fldChar w:fldCharType="end"/>
-      </w:r>
-      <w:r>
-        <w:rPr>
-          <w:noProof/>
-        </w:rPr>
-        <w:drawing>
-          <wp:inline distT="0" distB="0" distL="0" distR="0" wp14:anchorId="03D5E1AC" wp14:editId="41597180">
-            <wp:extent cx="1663700" cy="1781254"/>
-            <wp:effectExtent l="0" t="0" r="0" b="0"/>
-            <wp:docPr id="1732974639" name="Image 40" descr="Une image contenant horloge, Montre analogique, Accessoire de mode, regarder&#10;&#10;Description générée automatiquement"/>
-            <wp:cNvGraphicFramePr>
-              <a:graphicFrameLocks xmlns:a="http://schemas.openxmlformats.org/drawingml/2006/main" noChangeAspect="1"/>
-            </wp:cNvGraphicFramePr>
-            <a:graphic xmlns:a="http://schemas.openxmlformats.org/drawingml/2006/main">
-              <a:graphicData uri="http://schemas.openxmlformats.org/drawingml/2006/picture">
-                <pic:pic xmlns:pic="http://schemas.openxmlformats.org/drawingml/2006/picture">
-                  <pic:nvPicPr>
-                    <pic:cNvPr id="551625452" name="Image 40" descr="Une image contenant horloge, Montre analogique, Accessoire de mode, regarder&#10;&#10;Description générée automatiquement"/>
-                    <pic:cNvPicPr/>
-                  </pic:nvPicPr>
-                  <pic:blipFill>
-                    <a:blip r:embed="rId15" cstate="print">
-                      <a:extLst>
-                        <a:ext uri="{BEBA8EAE-BF5A-486C-A8C5-ECC9F3942E4B}">
-                          <a14:imgProps xmlns:a14="http://schemas.microsoft.com/office/drawing/2010/main">
-                            <a14:imgLayer r:embed="rId16">
-                              <a14:imgEffect>
-                                <a14:backgroundRemoval t="0" b="98256" l="9938" r="91925">
-                                  <a14:foregroundMark x1="53416" y1="4070" x2="51553" y2="15116"/>
-                                  <a14:foregroundMark x1="36646" y1="25581" x2="36646" y2="0"/>
-                                  <a14:foregroundMark x1="51553" y1="59302" x2="49068" y2="98256"/>
-                                  <a14:foregroundMark x1="91925" y1="49419" x2="91925" y2="49419"/>
-                                </a14:backgroundRemoval>
-                              </a14:imgEffect>
-                            </a14:imgLayer>
-                          </a14:imgProps>
-                        </a:ext>
-                        <a:ext uri="{28A0092B-C50C-407E-A947-70E740481C1C}">
-                          <a14:useLocalDpi xmlns:a14="http://schemas.microsoft.com/office/drawing/2010/main" val="0"/>
-                        </a:ext>
-                      </a:extLst>
-                    </a:blip>
-                    <a:stretch>
-                      <a:fillRect/>
-                    </a:stretch>
-                  </pic:blipFill>
-                  <pic:spPr>
-                    <a:xfrm>
-                      <a:off x="0" y="0"/>
-                      <a:ext cx="1859543" cy="1990935"/>
-                    </a:xfrm>
-                    <a:prstGeom prst="rect">
-                      <a:avLst/>
-                    </a:prstGeom>
-                  </pic:spPr>
-                </pic:pic>
-              </a:graphicData>
-            </a:graphic>
-          </wp:inline>
-        </w:drawing>
-      </w:r>
-      <w:r>
-        <w:fldChar w:fldCharType="begin"/>
-      </w:r>
-      <w:r>
-        <w:instrText xml:space="preserve"> INCLUDEPICTURE "/Users/LePetitPrince/Library/Group Containers/UBF8T346G9.ms/WebArchiveCopyPasteTempFiles/com.microsoft.Word/lampe-a-poser-petit-prince-en-ceramique.jpg" \* MERGEFORMATINET </w:instrText>
-      </w:r>
-      <w:r>
-        <w:fldChar w:fldCharType="separate"/>
-      </w:r>
-      <w:r>
-        <w:rPr>
-          <w:noProof/>
-        </w:rPr>
-        <w:drawing>
-          <wp:inline distT="0" distB="0" distL="0" distR="0" wp14:anchorId="14C175A2" wp14:editId="0F1CABAD">
-            <wp:extent cx="1587500" cy="1587500"/>
-            <wp:effectExtent l="0" t="0" r="0" b="0"/>
-            <wp:docPr id="941769008" name="Image 7" descr="Une image contenant art, vase, bouteille, intérieur&#10;&#10;Description générée automatiquement"/>
-            <wp:cNvGraphicFramePr>
-              <a:graphicFrameLocks xmlns:a="http://schemas.openxmlformats.org/drawingml/2006/main" noChangeAspect="1"/>
-            </wp:cNvGraphicFramePr>
-            <a:graphic xmlns:a="http://schemas.openxmlformats.org/drawingml/2006/main">
-              <a:graphicData uri="http://schemas.openxmlformats.org/drawingml/2006/picture">
-                <pic:pic xmlns:pic="http://schemas.openxmlformats.org/drawingml/2006/picture">
-                  <pic:nvPicPr>
-                    <pic:cNvPr id="941769008" name="Image 7" descr="Une image contenant art, vase, bouteille, intérieur&#10;&#10;Description générée automatiquement"/>
-                    <pic:cNvPicPr>
-                      <a:picLocks noChangeAspect="1" noChangeArrowheads="1"/>
-                    </pic:cNvPicPr>
-                  </pic:nvPicPr>
-                  <pic:blipFill>
-                    <a:blip r:embed="rId17" cstate="print">
-                      <a:extLst>
-                        <a:ext uri="{28A0092B-C50C-407E-A947-70E740481C1C}">
-                          <a14:useLocalDpi xmlns:a14="http://schemas.microsoft.com/office/drawing/2010/main" val="0"/>
-                        </a:ext>
-                      </a:extLst>
-                    </a:blip>
-                    <a:srcRect/>
-                    <a:stretch>
-                      <a:fillRect/>
-                    </a:stretch>
-                  </pic:blipFill>
-                  <pic:spPr bwMode="auto">
-                    <a:xfrm>
-                      <a:off x="0" y="0"/>
-                      <a:ext cx="1587500" cy="1587500"/>
-                    </a:xfrm>
-                    <a:prstGeom prst="rect">
-                      <a:avLst/>
-                    </a:prstGeom>
-                    <a:noFill/>
-                    <a:ln>
-                      <a:noFill/>
-                    </a:ln>
-                  </pic:spPr>
-                </pic:pic>
-              </a:graphicData>
-            </a:graphic>
-          </wp:inline>
-        </w:drawing>
-      </w:r>
-      <w:r>
-        <w:fldChar w:fldCharType="end"/>
-      </w:r>
-      <w:r>
-        <w:rPr>
-          <w:noProof/>
-        </w:rPr>
-        <w:drawing>
-          <wp:inline distT="0" distB="0" distL="0" distR="0" wp14:anchorId="11258792" wp14:editId="60559AFD">
-            <wp:extent cx="1422400" cy="1599299"/>
-            <wp:effectExtent l="0" t="0" r="0" b="1270"/>
-            <wp:docPr id="458419318" name="Image 32" descr="Une image contenant vase, Photographie de nature morte, art, bouteille&#10;&#10;Description générée automatiquement"/>
-            <wp:cNvGraphicFramePr>
-              <a:graphicFrameLocks xmlns:a="http://schemas.openxmlformats.org/drawingml/2006/main" noChangeAspect="1"/>
-            </wp:cNvGraphicFramePr>
-            <a:graphic xmlns:a="http://schemas.openxmlformats.org/drawingml/2006/main">
-              <a:graphicData uri="http://schemas.openxmlformats.org/drawingml/2006/picture">
-                <pic:pic xmlns:pic="http://schemas.openxmlformats.org/drawingml/2006/picture">
-                  <pic:nvPicPr>
-                    <pic:cNvPr id="458419318" name="Image 32" descr="Une image contenant vase, Photographie de nature morte, art, bouteille&#10;&#10;Description générée automatiquement"/>
-                    <pic:cNvPicPr/>
-                  </pic:nvPicPr>
-                  <pic:blipFill>
-                    <a:blip r:embed="rId18" cstate="print">
-                      <a:extLst>
-                        <a:ext uri="{28A0092B-C50C-407E-A947-70E740481C1C}">
-                          <a14:useLocalDpi xmlns:a14="http://schemas.microsoft.com/office/drawing/2010/main" val="0"/>
-                        </a:ext>
-                      </a:extLst>
-                    </a:blip>
-                    <a:stretch>
-                      <a:fillRect/>
-                    </a:stretch>
-                  </pic:blipFill>
-                  <pic:spPr>
-                    <a:xfrm flipH="1">
-                      <a:off x="0" y="0"/>
-                      <a:ext cx="1550699" cy="1743554"/>
-                    </a:xfrm>
-                    <a:prstGeom prst="rect">
-                      <a:avLst/>
-                    </a:prstGeom>
-                  </pic:spPr>
-                </pic:pic>
-              </a:graphicData>
-            </a:graphic>
-          </wp:inline>
-        </w:drawing>
-      </w:r>
-      <w:r>
-        <w:rPr>
-          <w:noProof/>
-        </w:rPr>
-        <w:drawing>
-          <wp:inline distT="0" distB="0" distL="0" distR="0" wp14:anchorId="0BC6E9D8" wp14:editId="7BB2CB23">
-            <wp:extent cx="1485900" cy="1485900"/>
-            <wp:effectExtent l="0" t="0" r="0" b="0"/>
-            <wp:docPr id="1129409723" name="Image 1" descr="Une image contenant Silhouette d’animal, figurine, sculpture, statue&#10;&#10;Description générée automatiquement"/>
-            <wp:cNvGraphicFramePr>
-              <a:graphicFrameLocks xmlns:a="http://schemas.openxmlformats.org/drawingml/2006/main" noChangeAspect="1"/>
-            </wp:cNvGraphicFramePr>
-            <a:graphic xmlns:a="http://schemas.openxmlformats.org/drawingml/2006/main">
-              <a:graphicData uri="http://schemas.openxmlformats.org/drawingml/2006/picture">
-                <pic:pic xmlns:pic="http://schemas.openxmlformats.org/drawingml/2006/picture">
-                  <pic:nvPicPr>
-                    <pic:cNvPr id="1129409723" name="Image 1" descr="Une image contenant Silhouette d’animal, figurine, sculpture, statue&#10;&#10;Description générée automatiquement"/>
-                    <pic:cNvPicPr/>
-                  </pic:nvPicPr>
-                  <pic:blipFill>
-                    <a:blip r:embed="rId19">
-                      <a:extLst>
-                        <a:ext uri="{BEBA8EAE-BF5A-486C-A8C5-ECC9F3942E4B}">
-                          <a14:imgProps xmlns:a14="http://schemas.microsoft.com/office/drawing/2010/main">
-                            <a14:imgLayer r:embed="rId20">
-                              <a14:imgEffect>
-                                <a14:backgroundRemoval t="10000" b="90000" l="10000" r="90000"/>
-                              </a14:imgEffect>
-                            </a14:imgLayer>
-                          </a14:imgProps>
-                        </a:ext>
-                      </a:extLst>
-                    </a:blip>
-                    <a:stretch>
-                      <a:fillRect/>
-                    </a:stretch>
-                  </pic:blipFill>
-                  <pic:spPr>
-                    <a:xfrm>
-                      <a:off x="0" y="0"/>
-                      <a:ext cx="1488482" cy="1488482"/>
-                    </a:xfrm>
-                    <a:prstGeom prst="rect">
-                      <a:avLst/>
-                    </a:prstGeom>
-                  </pic:spPr>
-                </pic:pic>
-              </a:graphicData>
-            </a:graphic>
-          </wp:inline>
-        </w:drawing>
-      </w:r>
-      <w:r>
-        <w:fldChar w:fldCharType="begin"/>
-      </w:r>
-      <w:r>
-        <w:instrText xml:space="preserve"> INCLUDEPICTURE "/Users/LePetitPrince/Library/Group Containers/UBF8T346G9.ms/WebArchiveCopyPasteTempFiles/com.microsoft.Word/Z" \* MERGEFORMATINET </w:instrText>
-      </w:r>
-      <w:r>
-        <w:fldChar w:fldCharType="separate"/>
-      </w:r>
-      <w:r>
-        <w:rPr>
-          <w:noProof/>
-        </w:rPr>
-        <w:drawing>
-          <wp:inline distT="0" distB="0" distL="0" distR="0" wp14:anchorId="3A06F187" wp14:editId="5809328D">
-            <wp:extent cx="1562100" cy="1562100"/>
-            <wp:effectExtent l="0" t="0" r="0" b="0"/>
-            <wp:docPr id="219283491" name="Image 10" descr="Le Petit Prince - Elysées Numismatique"/>
-            <wp:cNvGraphicFramePr>
-              <a:graphicFrameLocks xmlns:a="http://schemas.openxmlformats.org/drawingml/2006/main" noChangeAspect="1"/>
-            </wp:cNvGraphicFramePr>
-            <a:graphic xmlns:a="http://schemas.openxmlformats.org/drawingml/2006/main">
-              <a:graphicData uri="http://schemas.openxmlformats.org/drawingml/2006/picture">
-                <pic:pic xmlns:pic="http://schemas.openxmlformats.org/drawingml/2006/picture">
-                  <pic:nvPicPr>
-                    <pic:cNvPr id="0" name="dimg_ScqIadr2D6WxkdUP7OfP2Q4_14" descr="Le Petit Prince - Elysées Numismatique"/>
-                    <pic:cNvPicPr>
-                      <a:picLocks noChangeAspect="1" noChangeArrowheads="1"/>
-                    </pic:cNvPicPr>
-                  </pic:nvPicPr>
-                  <pic:blipFill>
-                    <a:blip r:embed="rId21" cstate="print">
-                      <a:extLst>
-                        <a:ext uri="{28A0092B-C50C-407E-A947-70E740481C1C}">
-                          <a14:useLocalDpi xmlns:a14="http://schemas.microsoft.com/office/drawing/2010/main" val="0"/>
-                        </a:ext>
-                      </a:extLst>
-                    </a:blip>
-                    <a:srcRect/>
-                    <a:stretch>
-                      <a:fillRect/>
-                    </a:stretch>
-                  </pic:blipFill>
-                  <pic:spPr bwMode="auto">
-                    <a:xfrm>
-                      <a:off x="0" y="0"/>
-                      <a:ext cx="1570348" cy="1570348"/>
-                    </a:xfrm>
-                    <a:prstGeom prst="rect">
-                      <a:avLst/>
-                    </a:prstGeom>
-                    <a:noFill/>
-                    <a:ln>
-                      <a:noFill/>
-                    </a:ln>
-                  </pic:spPr>
-                </pic:pic>
-              </a:graphicData>
-            </a:graphic>
-          </wp:inline>
-        </w:drawing>
-      </w:r>
-      <w:r>
-        <w:fldChar w:fldCharType="end"/>
-      </w:r>
-      <w:r>
-        <w:rPr>
-          <w:noProof/>
-        </w:rPr>
-        <w:drawing>
-          <wp:inline distT="0" distB="0" distL="0" distR="0" wp14:anchorId="1CD33BD2" wp14:editId="2BDE04E0">
-            <wp:extent cx="1549400" cy="1549400"/>
-            <wp:effectExtent l="0" t="0" r="0" b="0"/>
-            <wp:docPr id="695458520" name="Image 7" descr="Une image contenant pièce, art&#10;&#10;Description générée automatiquement avec une confiance moyenne"/>
-            <wp:cNvGraphicFramePr>
-              <a:graphicFrameLocks xmlns:a="http://schemas.openxmlformats.org/drawingml/2006/main" noChangeAspect="1"/>
-            </wp:cNvGraphicFramePr>
-            <a:graphic xmlns:a="http://schemas.openxmlformats.org/drawingml/2006/main">
-              <a:graphicData uri="http://schemas.openxmlformats.org/drawingml/2006/picture">
-                <pic:pic xmlns:pic="http://schemas.openxmlformats.org/drawingml/2006/picture">
-                  <pic:nvPicPr>
-                    <pic:cNvPr id="695458520" name="Image 7" descr="Une image contenant pièce, art&#10;&#10;Description générée automatiquement avec une confiance moyenne"/>
-                    <pic:cNvPicPr/>
-                  </pic:nvPicPr>
-                  <pic:blipFill>
-                    <a:blip r:embed="rId22" cstate="print">
+                    <a:blip r:embed="rId7">
                       <a:extLst>
                         <a:ext uri="{28A0092B-C50C-407E-A947-70E740481C1C}">
                           <a14:useLocalDpi xmlns:a14="http://schemas.microsoft.com/office/drawing/2010/main" val="0"/>
@@ -1086,7 +390,7 @@
                   <pic:spPr>
                     <a:xfrm>
                       <a:off x="0" y="0"/>
-                      <a:ext cx="1572190" cy="1572190"/>
+                      <a:ext cx="5613429" cy="4851918"/>
                     </a:xfrm>
                     <a:prstGeom prst="rect">
                       <a:avLst/>
@@ -1108,6 +412,18 @@
       <w:pPr>
         <w:jc w:val="center"/>
       </w:pPr>
+      <w:r>
+        <w:fldChar w:fldCharType="begin"/>
+      </w:r>
+      <w:r>
+        <w:instrText xml:space="preserve"> INCLUDEPICTURE "/Users/LePetitPrince/Library/Group Containers/UBF8T346G9.ms/WebArchiveCopyPasteTempFiles/com.microsoft.Word/bf-20-bande-b3179a-philexfrance-99-le-petit-prince.jpg" \* MERGEFORMATINET </w:instrText>
+      </w:r>
+      <w:r>
+        <w:fldChar w:fldCharType="separate"/>
+      </w:r>
+      <w:r>
+        <w:fldChar w:fldCharType="end"/>
+      </w:r>
     </w:p>
     <w:p>
       <w:pPr>
@@ -1146,7 +462,7 @@
                     <pic:cNvPicPr/>
                   </pic:nvPicPr>
                   <pic:blipFill>
-                    <a:blip r:embed="rId23"/>
+                    <a:blip r:embed="rId8"/>
                     <a:stretch>
                       <a:fillRect/>
                     </a:stretch>
@@ -1186,7 +502,7 @@
                     <pic:cNvPicPr/>
                   </pic:nvPicPr>
                   <pic:blipFill rotWithShape="1">
-                    <a:blip r:embed="rId24" cstate="print">
+                    <a:blip r:embed="rId9" cstate="print">
                       <a:extLst>
                         <a:ext uri="{28A0092B-C50C-407E-A947-70E740481C1C}">
                           <a14:useLocalDpi xmlns:a14="http://schemas.microsoft.com/office/drawing/2010/main" val="0"/>
@@ -1239,7 +555,7 @@
                     <pic:cNvPicPr/>
                   </pic:nvPicPr>
                   <pic:blipFill>
-                    <a:blip r:embed="rId25" cstate="print">
+                    <a:blip r:embed="rId10" cstate="print">
                       <a:extLst>
                         <a:ext uri="{28A0092B-C50C-407E-A947-70E740481C1C}">
                           <a14:useLocalDpi xmlns:a14="http://schemas.microsoft.com/office/drawing/2010/main" val="0"/>
@@ -1296,11 +612,11 @@
                     </pic:cNvPicPr>
                   </pic:nvPicPr>
                   <pic:blipFill rotWithShape="1">
-                    <a:blip r:embed="rId26" cstate="print">
+                    <a:blip r:embed="rId11" cstate="print">
                       <a:extLst>
                         <a:ext uri="{BEBA8EAE-BF5A-486C-A8C5-ECC9F3942E4B}">
                           <a14:imgProps xmlns:a14="http://schemas.microsoft.com/office/drawing/2010/main">
-                            <a14:imgLayer r:embed="rId27">
+                            <a14:imgLayer r:embed="rId12">
                               <a14:imgEffect>
                                 <a14:backgroundRemoval t="10000" b="90000" l="10000" r="90000">
                                   <a14:foregroundMark x1="59111" y1="84000" x2="59111" y2="84000"/>
@@ -1403,7 +719,7 @@
                     <pic:cNvPicPr/>
                   </pic:nvPicPr>
                   <pic:blipFill>
-                    <a:blip r:embed="rId28" cstate="print">
+                    <a:blip r:embed="rId13" cstate="print">
                       <a:extLst>
                         <a:ext uri="{28A0092B-C50C-407E-A947-70E740481C1C}">
                           <a14:useLocalDpi xmlns:a14="http://schemas.microsoft.com/office/drawing/2010/main" val="0"/>
@@ -1460,15 +776,20 @@
       <w:pPr>
         <w:jc w:val="center"/>
       </w:pPr>
+    </w:p>
+    <w:p>
+      <w:pPr>
+        <w:jc w:val="center"/>
+      </w:pPr>
       <w:r>
         <w:rPr>
           <w:noProof/>
         </w:rPr>
         <w:drawing>
-          <wp:inline distT="0" distB="0" distL="0" distR="0" wp14:anchorId="497675C9" wp14:editId="60918B04">
-            <wp:extent cx="717260" cy="965542"/>
+          <wp:inline distT="0" distB="0" distL="0" distR="0" wp14:anchorId="4A31D340" wp14:editId="3754B328">
+            <wp:extent cx="5710813" cy="5131837"/>
             <wp:effectExtent l="0" t="0" r="0" b="0"/>
-            <wp:docPr id="635932019" name="Image 30" descr="Une image contenant texte, fournitures de bureau, croquis, écriture manuscrite&#10;&#10;Description générée automatiquement"/>
+            <wp:docPr id="1877625502" name="Image 1"/>
             <wp:cNvGraphicFramePr>
               <a:graphicFrameLocks xmlns:a="http://schemas.openxmlformats.org/drawingml/2006/main" noChangeAspect="1"/>
             </wp:cNvGraphicFramePr>
@@ -1476,17 +797,11 @@
               <a:graphicData uri="http://schemas.openxmlformats.org/drawingml/2006/picture">
                 <pic:pic xmlns:pic="http://schemas.openxmlformats.org/drawingml/2006/picture">
                   <pic:nvPicPr>
-                    <pic:cNvPr id="635932019" name="Image 30" descr="Une image contenant texte, fournitures de bureau, croquis, écriture manuscrite&#10;&#10;Description générée automatiquement"/>
+                    <pic:cNvPr id="1877625502" name=""/>
                     <pic:cNvPicPr/>
                   </pic:nvPicPr>
                   <pic:blipFill>
-                    <a:blip r:embed="rId29" cstate="print">
-                      <a:extLst>
-                        <a:ext uri="{28A0092B-C50C-407E-A947-70E740481C1C}">
-                          <a14:useLocalDpi xmlns:a14="http://schemas.microsoft.com/office/drawing/2010/main" val="0"/>
-                        </a:ext>
-                      </a:extLst>
-                    </a:blip>
+                    <a:blip r:embed="rId14"/>
                     <a:stretch>
                       <a:fillRect/>
                     </a:stretch>
@@ -1494,7 +809,7 @@
                   <pic:spPr>
                     <a:xfrm>
                       <a:off x="0" y="0"/>
-                      <a:ext cx="769354" cy="1035669"/>
+                      <a:ext cx="5740200" cy="5158245"/>
                     </a:xfrm>
                     <a:prstGeom prst="rect">
                       <a:avLst/>
@@ -1506,24 +821,81 @@
           </wp:inline>
         </w:drawing>
       </w:r>
-      <w:r>
-        <w:fldChar w:fldCharType="begin"/>
-      </w:r>
-      <w:r>
-        <w:instrText xml:space="preserve"> INCLUDEPICTURE "/Users/LePetitPrince/Library/Group Containers/UBF8T346G9.ms/WebArchiveCopyPasteTempFiles/com.microsoft.Word/FMED.M%C3%A9d.MdP_.CuSn_.100100748700P0-Bronze-medal-Antoine-de-Saint-Exup%C3%A9ry-Obverse-zoom.jpg" \* MERGEFORMATINET </w:instrText>
-      </w:r>
-      <w:r>
-        <w:fldChar w:fldCharType="separate"/>
-      </w:r>
+    </w:p>
+    <w:p>
+      <w:pPr>
+        <w:jc w:val="center"/>
+      </w:pPr>
+    </w:p>
+    <w:p/>
+    <w:p>
+      <w:pPr>
+        <w:jc w:val="center"/>
+      </w:pPr>
+      <w:r>
+        <w:t xml:space="preserve">L’exposition étant gratuite et construite par des bénévoles, nous invitons ceux et celles qui le souhaitent à soutenir la fondation Saint </w:t>
+      </w:r>
+      <w:r>
+        <w:t>Exupéry</w:t>
+      </w:r>
+      <w:r>
+        <w:t xml:space="preserve"> pour les enfants malades.</w:t>
+      </w:r>
+    </w:p>
+    <w:p>
+      <w:pPr>
+        <w:jc w:val="center"/>
+      </w:pPr>
+    </w:p>
+    <w:p>
+      <w:pPr>
+        <w:jc w:val="center"/>
+      </w:pPr>
+    </w:p>
+    <w:p>
+      <w:pPr>
+        <w:jc w:val="center"/>
+      </w:pPr>
+      <w:r>
+        <w:t>En attendant, préparez</w:t>
+      </w:r>
+      <w:r>
+        <w:t>-</w:t>
+      </w:r>
+      <w:r>
+        <w:t xml:space="preserve">vous, </w:t>
+      </w:r>
+      <w:r>
+        <w:t>réservez</w:t>
+      </w:r>
+      <w:r>
+        <w:t xml:space="preserve"> la date sur vos agendas, </w:t>
+      </w:r>
+      <w:r>
+        <w:t>faites vos bagages et embarquez</w:t>
+      </w:r>
+      <w:r>
+        <w:t> !!</w:t>
+      </w:r>
+    </w:p>
+    <w:p>
+      <w:pPr>
+        <w:jc w:val="center"/>
+      </w:pPr>
+    </w:p>
+    <w:p>
+      <w:pPr>
+        <w:jc w:val="center"/>
+      </w:pPr>
       <w:r>
         <w:rPr>
           <w:noProof/>
         </w:rPr>
         <w:drawing>
-          <wp:inline distT="0" distB="0" distL="0" distR="0" wp14:anchorId="0C8C0F20" wp14:editId="0B52EE98">
-            <wp:extent cx="965200" cy="977900"/>
+          <wp:inline distT="0" distB="0" distL="0" distR="0" wp14:anchorId="3CCE36C7" wp14:editId="4E1852AC">
+            <wp:extent cx="3568700" cy="4102100"/>
             <wp:effectExtent l="0" t="0" r="0" b="0"/>
-            <wp:docPr id="2100293142" name="Image 44" descr="Une image contenant pièce, devise, métal, bronze&#10;&#10;Description générée automatiquement"/>
+            <wp:docPr id="1080503956" name="Image 1"/>
             <wp:cNvGraphicFramePr>
               <a:graphicFrameLocks xmlns:a="http://schemas.openxmlformats.org/drawingml/2006/main" noChangeAspect="1"/>
             </wp:cNvGraphicFramePr>
@@ -1531,194 +903,23 @@
               <a:graphicData uri="http://schemas.openxmlformats.org/drawingml/2006/picture">
                 <pic:pic xmlns:pic="http://schemas.openxmlformats.org/drawingml/2006/picture">
                   <pic:nvPicPr>
-                    <pic:cNvPr id="2100293142" name="Image 44" descr="Une image contenant pièce, devise, métal, bronze&#10;&#10;Description générée automatiquement"/>
-                    <pic:cNvPicPr>
-                      <a:picLocks noChangeAspect="1" noChangeArrowheads="1"/>
-                    </pic:cNvPicPr>
+                    <pic:cNvPr id="1080503956" name=""/>
+                    <pic:cNvPicPr/>
                   </pic:nvPicPr>
-                  <pic:blipFill rotWithShape="1">
-                    <a:blip r:embed="rId30" cstate="print">
-                      <a:extLst>
-                        <a:ext uri="{28A0092B-C50C-407E-A947-70E740481C1C}">
-                          <a14:useLocalDpi xmlns:a14="http://schemas.microsoft.com/office/drawing/2010/main" val="0"/>
-                        </a:ext>
-                      </a:extLst>
-                    </a:blip>
-                    <a:srcRect l="19009" t="16529" r="18181" b="19837"/>
-                    <a:stretch/>
+                  <pic:blipFill>
+                    <a:blip r:embed="rId15"/>
+                    <a:stretch>
+                      <a:fillRect/>
+                    </a:stretch>
                   </pic:blipFill>
-                  <pic:spPr bwMode="auto">
+                  <pic:spPr>
                     <a:xfrm>
                       <a:off x="0" y="0"/>
-                      <a:ext cx="965200" cy="977900"/>
+                      <a:ext cx="3568700" cy="4102100"/>
                     </a:xfrm>
                     <a:prstGeom prst="rect">
                       <a:avLst/>
                     </a:prstGeom>
-                    <a:noFill/>
-                    <a:ln>
-                      <a:noFill/>
-                    </a:ln>
-                    <a:extLst>
-                      <a:ext uri="{53640926-AAD7-44D8-BBD7-CCE9431645EC}">
-                        <a14:shadowObscured xmlns:a14="http://schemas.microsoft.com/office/drawing/2010/main"/>
-                      </a:ext>
-                    </a:extLst>
-                  </pic:spPr>
-                </pic:pic>
-              </a:graphicData>
-            </a:graphic>
-          </wp:inline>
-        </w:drawing>
-      </w:r>
-      <w:r>
-        <w:fldChar w:fldCharType="end"/>
-      </w:r>
-    </w:p>
-    <w:p>
-      <w:pPr>
-        <w:jc w:val="center"/>
-      </w:pPr>
-    </w:p>
-    <w:p>
-      <w:pPr>
-        <w:jc w:val="center"/>
-      </w:pPr>
-    </w:p>
-    <w:p>
-      <w:pPr>
-        <w:jc w:val="center"/>
-      </w:pPr>
-      <w:r>
-        <w:t>L’exposition étant gratuite et construite par des bénévoles, nous invitons ceux et celles qui le souhaitent à</w:t>
-      </w:r>
-      <w:r>
-        <w:t xml:space="preserve"> soutenir la fondation </w:t>
-      </w:r>
-      <w:r>
-        <w:t xml:space="preserve">Saint </w:t>
-      </w:r>
-      <w:proofErr w:type="spellStart"/>
-      <w:r>
-        <w:t>Exupery</w:t>
-      </w:r>
-      <w:proofErr w:type="spellEnd"/>
-      <w:r>
-        <w:t xml:space="preserve"> </w:t>
-      </w:r>
-      <w:r>
-        <w:t>pour les enfants</w:t>
-      </w:r>
-      <w:r>
-        <w:t xml:space="preserve"> malades.</w:t>
-      </w:r>
-    </w:p>
-    <w:p>
-      <w:pPr>
-        <w:jc w:val="center"/>
-      </w:pPr>
-    </w:p>
-    <w:p>
-      <w:pPr>
-        <w:jc w:val="center"/>
-      </w:pPr>
-    </w:p>
-    <w:p>
-      <w:pPr>
-        <w:jc w:val="center"/>
-      </w:pPr>
-      <w:r>
-        <w:t>En attendant, préparez</w:t>
-      </w:r>
-      <w:r>
-        <w:t>-</w:t>
-      </w:r>
-      <w:r>
-        <w:t xml:space="preserve">vous, </w:t>
-      </w:r>
-      <w:r>
-        <w:t>réservez</w:t>
-      </w:r>
-      <w:r>
-        <w:t xml:space="preserve"> la date sur vos agendas, </w:t>
-      </w:r>
-      <w:r>
-        <w:t>faites vos bagages et embarquez</w:t>
-      </w:r>
-      <w:r>
-        <w:t> !!</w:t>
-      </w:r>
-    </w:p>
-    <w:p>
-      <w:pPr>
-        <w:jc w:val="center"/>
-      </w:pPr>
-    </w:p>
-    <w:p>
-      <w:pPr>
-        <w:jc w:val="center"/>
-      </w:pPr>
-      <w:r>
-        <w:rPr>
-          <w:noProof/>
-        </w:rPr>
-        <w:drawing>
-          <wp:inline distT="0" distB="0" distL="0" distR="0" wp14:anchorId="75497D21" wp14:editId="2134D2B8">
-            <wp:extent cx="4103143" cy="3571354"/>
-            <wp:effectExtent l="0" t="0" r="0" b="0"/>
-            <wp:docPr id="2106763720" name="Image 23" descr="Une image contenant intérieur, plastique, mur, haltères&#10;&#10;Description générée automatiquement"/>
-            <wp:cNvGraphicFramePr>
-              <a:graphicFrameLocks xmlns:a="http://schemas.openxmlformats.org/drawingml/2006/main" noChangeAspect="1"/>
-            </wp:cNvGraphicFramePr>
-            <a:graphic xmlns:a="http://schemas.openxmlformats.org/drawingml/2006/main">
-              <a:graphicData uri="http://schemas.openxmlformats.org/drawingml/2006/picture">
-                <pic:pic xmlns:pic="http://schemas.openxmlformats.org/drawingml/2006/picture">
-                  <pic:nvPicPr>
-                    <pic:cNvPr id="2106763720" name="Image 23" descr="Une image contenant intérieur, plastique, mur, haltères&#10;&#10;Description générée automatiquement"/>
-                    <pic:cNvPicPr/>
-                  </pic:nvPicPr>
-                  <pic:blipFill rotWithShape="1">
-                    <a:blip r:embed="rId31" cstate="print">
-                      <a:extLst>
-                        <a:ext uri="{BEBA8EAE-BF5A-486C-A8C5-ECC9F3942E4B}">
-                          <a14:imgProps xmlns:a14="http://schemas.microsoft.com/office/drawing/2010/main">
-                            <a14:imgLayer r:embed="rId32">
-                              <a14:imgEffect>
-                                <a14:backgroundRemoval t="10000" b="90000" l="10000" r="90000">
-                                  <a14:foregroundMark x1="68280" y1="40952" x2="57796" y2="42857"/>
-                                  <a14:foregroundMark x1="74731" y1="79524" x2="74731" y2="79524"/>
-                                  <a14:foregroundMark x1="83871" y1="42381" x2="83871" y2="42381"/>
-                                  <a14:foregroundMark x1="79570" y1="22381" x2="79570" y2="22381"/>
-                                  <a14:backgroundMark x1="29301" y1="33810" x2="23387" y2="27619"/>
-                                </a14:backgroundRemoval>
-                              </a14:imgEffect>
-                            </a14:imgLayer>
-                          </a14:imgProps>
-                        </a:ext>
-                        <a:ext uri="{28A0092B-C50C-407E-A947-70E740481C1C}">
-                          <a14:useLocalDpi xmlns:a14="http://schemas.microsoft.com/office/drawing/2010/main" val="0"/>
-                        </a:ext>
-                      </a:extLst>
-                    </a:blip>
-                    <a:srcRect l="21828" r="13437"/>
-                    <a:stretch/>
-                  </pic:blipFill>
-                  <pic:spPr bwMode="auto">
-                    <a:xfrm rot="5400000">
-                      <a:off x="0" y="0"/>
-                      <a:ext cx="4397959" cy="3827961"/>
-                    </a:xfrm>
-                    <a:prstGeom prst="rect">
-                      <a:avLst/>
-                    </a:prstGeom>
-                    <a:ln>
-                      <a:noFill/>
-                    </a:ln>
-                    <a:extLst>
-                      <a:ext uri="{53640926-AAD7-44D8-BBD7-CCE9431645EC}">
-                        <a14:shadowObscured xmlns:a14="http://schemas.microsoft.com/office/drawing/2010/main"/>
-                      </a:ext>
-                    </a:extLst>
                   </pic:spPr>
                 </pic:pic>
               </a:graphicData>

--- a/Accueil/Accueil.docx
+++ b/Accueil/Accueil.docx
@@ -265,8 +265,8 @@
           <w:noProof/>
         </w:rPr>
         <w:drawing>
-          <wp:inline distT="0" distB="0" distL="0" distR="0" wp14:anchorId="5D597967" wp14:editId="2031D7FE">
-            <wp:extent cx="4318000" cy="2997200"/>
+          <wp:inline distT="0" distB="0" distL="0" distR="0" wp14:anchorId="5D597967" wp14:editId="1F342B6B">
+            <wp:extent cx="4383741" cy="2650595"/>
             <wp:effectExtent l="0" t="0" r="0" b="0"/>
             <wp:docPr id="1743461256" name="Image 1"/>
             <wp:cNvGraphicFramePr>
@@ -279,7 +279,7 @@
                     <pic:cNvPr id="1743461256" name=""/>
                     <pic:cNvPicPr/>
                   </pic:nvPicPr>
-                  <pic:blipFill>
+                  <pic:blipFill rotWithShape="1">
                     <a:blip r:embed="rId6">
                       <a:extLst>
                         <a:ext uri="{28A0092B-C50C-407E-A947-70E740481C1C}">
@@ -287,18 +287,25 @@
                         </a:ext>
                       </a:extLst>
                     </a:blip>
-                    <a:stretch>
-                      <a:fillRect/>
-                    </a:stretch>
+                    <a:srcRect b="12890"/>
+                    <a:stretch/>
                   </pic:blipFill>
-                  <pic:spPr>
+                  <pic:spPr bwMode="auto">
                     <a:xfrm>
                       <a:off x="0" y="0"/>
-                      <a:ext cx="4318000" cy="2997200"/>
+                      <a:ext cx="4393808" cy="2656682"/>
                     </a:xfrm>
                     <a:prstGeom prst="rect">
                       <a:avLst/>
                     </a:prstGeom>
+                    <a:ln>
+                      <a:noFill/>
+                    </a:ln>
+                    <a:extLst>
+                      <a:ext uri="{53640926-AAD7-44D8-BBD7-CCE9431645EC}">
+                        <a14:shadowObscured xmlns:a14="http://schemas.microsoft.com/office/drawing/2010/main"/>
+                      </a:ext>
+                    </a:extLst>
                   </pic:spPr>
                 </pic:pic>
               </a:graphicData>
@@ -307,11 +314,7 @@
         </w:drawing>
       </w:r>
     </w:p>
-    <w:p>
-      <w:pPr>
-        <w:jc w:val="center"/>
-      </w:pPr>
-    </w:p>
+    <w:p/>
     <w:p>
       <w:pPr>
         <w:jc w:val="center"/>
@@ -361,8 +364,8 @@
           <w:noProof/>
         </w:rPr>
         <w:drawing>
-          <wp:inline distT="0" distB="0" distL="0" distR="0" wp14:anchorId="3CF779CA" wp14:editId="6872D35C">
-            <wp:extent cx="5613429" cy="4851918"/>
+          <wp:inline distT="0" distB="0" distL="0" distR="0" wp14:anchorId="3CF779CA" wp14:editId="52DE4FED">
+            <wp:extent cx="4975412" cy="4300453"/>
             <wp:effectExtent l="0" t="0" r="0" b="0"/>
             <wp:docPr id="1246783995" name="Image 1"/>
             <wp:cNvGraphicFramePr>
@@ -390,7 +393,7 @@
                   <pic:spPr>
                     <a:xfrm>
                       <a:off x="0" y="0"/>
-                      <a:ext cx="5613429" cy="4851918"/>
+                      <a:ext cx="4980157" cy="4304554"/>
                     </a:xfrm>
                     <a:prstGeom prst="rect">
                       <a:avLst/>
@@ -442,15 +445,20 @@
       <w:pPr>
         <w:jc w:val="center"/>
       </w:pPr>
+    </w:p>
+    <w:p>
+      <w:pPr>
+        <w:jc w:val="center"/>
+      </w:pPr>
       <w:r>
         <w:rPr>
           <w:noProof/>
         </w:rPr>
         <w:drawing>
-          <wp:inline distT="0" distB="0" distL="0" distR="0" wp14:anchorId="5D1C4686" wp14:editId="065CD5A0">
-            <wp:extent cx="2082800" cy="2082800"/>
+          <wp:inline distT="0" distB="0" distL="0" distR="0" wp14:anchorId="0C0230E7" wp14:editId="18D05580">
+            <wp:extent cx="4383741" cy="2608203"/>
             <wp:effectExtent l="0" t="0" r="0" b="0"/>
-            <wp:docPr id="1695651840" name="Image 1" descr="Une image contenant jouet, clipart, figurine, Animation&#10;&#10;Description générée automatiquement"/>
+            <wp:docPr id="2072026760" name="Image 1" descr="Une image contenant jouet, figurine, dessin humoristique, poupée&#10;&#10;Description générée automatiquement"/>
             <wp:cNvGraphicFramePr>
               <a:graphicFrameLocks xmlns:a="http://schemas.openxmlformats.org/drawingml/2006/main" noChangeAspect="1"/>
             </wp:cNvGraphicFramePr>
@@ -458,7 +466,7 @@
               <a:graphicData uri="http://schemas.openxmlformats.org/drawingml/2006/picture">
                 <pic:pic xmlns:pic="http://schemas.openxmlformats.org/drawingml/2006/picture">
                   <pic:nvPicPr>
-                    <pic:cNvPr id="1695651840" name="Image 1" descr="Une image contenant jouet, clipart, figurine, Animation&#10;&#10;Description générée automatiquement"/>
+                    <pic:cNvPr id="2072026760" name="Image 1" descr="Une image contenant jouet, figurine, dessin humoristique, poupée&#10;&#10;Description générée automatiquement"/>
                     <pic:cNvPicPr/>
                   </pic:nvPicPr>
                   <pic:blipFill>
@@ -470,7 +478,7 @@
                   <pic:spPr>
                     <a:xfrm>
                       <a:off x="0" y="0"/>
-                      <a:ext cx="2082800" cy="2082800"/>
+                      <a:ext cx="4407292" cy="2622215"/>
                     </a:xfrm>
                     <a:prstGeom prst="rect">
                       <a:avLst/>
@@ -482,312 +490,49 @@
           </wp:inline>
         </w:drawing>
       </w:r>
+    </w:p>
+    <w:p>
+      <w:pPr>
+        <w:jc w:val="center"/>
+      </w:pPr>
+    </w:p>
+    <w:p>
+      <w:pPr>
+        <w:jc w:val="center"/>
+      </w:pPr>
+    </w:p>
+    <w:p>
+      <w:pPr>
+        <w:jc w:val="center"/>
+      </w:pPr>
+      <w:r>
+        <w:t>Sans oublier l’auteur</w:t>
+      </w:r>
+      <w:r>
+        <w:t>, écrivain, journaliste et pilote</w:t>
+      </w:r>
+    </w:p>
+    <w:p>
+      <w:pPr>
+        <w:jc w:val="center"/>
+      </w:pPr>
+    </w:p>
+    <w:p>
+      <w:pPr>
+        <w:jc w:val="center"/>
+      </w:pPr>
+    </w:p>
+    <w:p>
+      <w:pPr>
+        <w:jc w:val="center"/>
+      </w:pPr>
       <w:r>
         <w:rPr>
           <w:noProof/>
         </w:rPr>
         <w:drawing>
-          <wp:inline distT="0" distB="0" distL="0" distR="0" wp14:anchorId="0BCBCB82" wp14:editId="69BD00DD">
-            <wp:extent cx="3454400" cy="1887253"/>
-            <wp:effectExtent l="0" t="0" r="0" b="5080"/>
-            <wp:docPr id="1283401951" name="Image 43" descr="Une image contenant statue, jouet, intérieur, couche&#10;&#10;Description générée automatiquement"/>
-            <wp:cNvGraphicFramePr>
-              <a:graphicFrameLocks xmlns:a="http://schemas.openxmlformats.org/drawingml/2006/main" noChangeAspect="1"/>
-            </wp:cNvGraphicFramePr>
-            <a:graphic xmlns:a="http://schemas.openxmlformats.org/drawingml/2006/main">
-              <a:graphicData uri="http://schemas.openxmlformats.org/drawingml/2006/picture">
-                <pic:pic xmlns:pic="http://schemas.openxmlformats.org/drawingml/2006/picture">
-                  <pic:nvPicPr>
-                    <pic:cNvPr id="1283401951" name="Image 43" descr="Une image contenant statue, jouet, intérieur, couche&#10;&#10;Description générée automatiquement"/>
-                    <pic:cNvPicPr/>
-                  </pic:nvPicPr>
-                  <pic:blipFill rotWithShape="1">
-                    <a:blip r:embed="rId9" cstate="print">
-                      <a:extLst>
-                        <a:ext uri="{28A0092B-C50C-407E-A947-70E740481C1C}">
-                          <a14:useLocalDpi xmlns:a14="http://schemas.microsoft.com/office/drawing/2010/main" val="0"/>
-                        </a:ext>
-                      </a:extLst>
-                    </a:blip>
-                    <a:srcRect t="9846" b="17309"/>
-                    <a:stretch/>
-                  </pic:blipFill>
-                  <pic:spPr bwMode="auto">
-                    <a:xfrm>
-                      <a:off x="0" y="0"/>
-                      <a:ext cx="3552146" cy="1940655"/>
-                    </a:xfrm>
-                    <a:prstGeom prst="rect">
-                      <a:avLst/>
-                    </a:prstGeom>
-                    <a:ln>
-                      <a:noFill/>
-                    </a:ln>
-                    <a:extLst>
-                      <a:ext uri="{53640926-AAD7-44D8-BBD7-CCE9431645EC}">
-                        <a14:shadowObscured xmlns:a14="http://schemas.microsoft.com/office/drawing/2010/main"/>
-                      </a:ext>
-                    </a:extLst>
-                  </pic:spPr>
-                </pic:pic>
-              </a:graphicData>
-            </a:graphic>
-          </wp:inline>
-        </w:drawing>
-      </w:r>
-      <w:r>
-        <w:rPr>
-          <w:noProof/>
-        </w:rPr>
-        <w:drawing>
-          <wp:inline distT="0" distB="0" distL="0" distR="0" wp14:anchorId="31A7B462" wp14:editId="1B362FED">
-            <wp:extent cx="939800" cy="1925816"/>
-            <wp:effectExtent l="0" t="0" r="0" b="5080"/>
-            <wp:docPr id="614887716" name="Image 38" descr="Une image contenant jouet, dessin humoristique, habits&#10;&#10;Description générée automatiquement"/>
-            <wp:cNvGraphicFramePr>
-              <a:graphicFrameLocks xmlns:a="http://schemas.openxmlformats.org/drawingml/2006/main" noChangeAspect="1"/>
-            </wp:cNvGraphicFramePr>
-            <a:graphic xmlns:a="http://schemas.openxmlformats.org/drawingml/2006/main">
-              <a:graphicData uri="http://schemas.openxmlformats.org/drawingml/2006/picture">
-                <pic:pic xmlns:pic="http://schemas.openxmlformats.org/drawingml/2006/picture">
-                  <pic:nvPicPr>
-                    <pic:cNvPr id="614887716" name="Image 38" descr="Une image contenant jouet, dessin humoristique, habits&#10;&#10;Description générée automatiquement"/>
-                    <pic:cNvPicPr/>
-                  </pic:nvPicPr>
-                  <pic:blipFill>
-                    <a:blip r:embed="rId10" cstate="print">
-                      <a:extLst>
-                        <a:ext uri="{28A0092B-C50C-407E-A947-70E740481C1C}">
-                          <a14:useLocalDpi xmlns:a14="http://schemas.microsoft.com/office/drawing/2010/main" val="0"/>
-                        </a:ext>
-                      </a:extLst>
-                    </a:blip>
-                    <a:stretch>
-                      <a:fillRect/>
-                    </a:stretch>
-                  </pic:blipFill>
-                  <pic:spPr>
-                    <a:xfrm flipH="1">
-                      <a:off x="0" y="0"/>
-                      <a:ext cx="991694" cy="2032156"/>
-                    </a:xfrm>
-                    <a:prstGeom prst="rect">
-                      <a:avLst/>
-                    </a:prstGeom>
-                  </pic:spPr>
-                </pic:pic>
-              </a:graphicData>
-            </a:graphic>
-          </wp:inline>
-        </w:drawing>
-      </w:r>
-      <w:r>
-        <w:fldChar w:fldCharType="begin"/>
-      </w:r>
-      <w:r>
-        <w:instrText xml:space="preserve"> INCLUDEPICTURE "/Users/LePetitPrince/Library/Group Containers/UBF8T346G9.ms/WebArchiveCopyPasteTempFiles/com.microsoft.Word/9k=" \* MERGEFORMATINET </w:instrText>
-      </w:r>
-      <w:r>
-        <w:fldChar w:fldCharType="separate"/>
-      </w:r>
-      <w:r>
-        <w:rPr>
-          <w:noProof/>
-        </w:rPr>
-        <w:drawing>
-          <wp:inline distT="0" distB="0" distL="0" distR="0" wp14:anchorId="60C2DD1F" wp14:editId="0A59C794">
-            <wp:extent cx="1549400" cy="1870067"/>
-            <wp:effectExtent l="0" t="0" r="0" b="0"/>
-            <wp:docPr id="1832448559" name="Image 8" descr="Le Petit Prince™ | R. John Wright Dolls"/>
-            <wp:cNvGraphicFramePr>
-              <a:graphicFrameLocks xmlns:a="http://schemas.openxmlformats.org/drawingml/2006/main" noChangeAspect="1"/>
-            </wp:cNvGraphicFramePr>
-            <a:graphic xmlns:a="http://schemas.openxmlformats.org/drawingml/2006/main">
-              <a:graphicData uri="http://schemas.openxmlformats.org/drawingml/2006/picture">
-                <pic:pic xmlns:pic="http://schemas.openxmlformats.org/drawingml/2006/picture">
-                  <pic:nvPicPr>
-                    <pic:cNvPr id="0" name="dimg_JMqIabejIcDNkdUPxJjP4Ao_19" descr="Le Petit Prince™ | R. John Wright Dolls"/>
-                    <pic:cNvPicPr>
-                      <a:picLocks noChangeAspect="1" noChangeArrowheads="1"/>
-                    </pic:cNvPicPr>
-                  </pic:nvPicPr>
-                  <pic:blipFill rotWithShape="1">
-                    <a:blip r:embed="rId11" cstate="print">
-                      <a:extLst>
-                        <a:ext uri="{BEBA8EAE-BF5A-486C-A8C5-ECC9F3942E4B}">
-                          <a14:imgProps xmlns:a14="http://schemas.microsoft.com/office/drawing/2010/main">
-                            <a14:imgLayer r:embed="rId12">
-                              <a14:imgEffect>
-                                <a14:backgroundRemoval t="10000" b="90000" l="10000" r="90000">
-                                  <a14:foregroundMark x1="59111" y1="84000" x2="59111" y2="84000"/>
-                                  <a14:foregroundMark x1="72889" y1="56000" x2="72889" y2="56000"/>
-                                  <a14:foregroundMark x1="73778" y1="57778" x2="73778" y2="57778"/>
-                                  <a14:foregroundMark x1="71111" y1="56000" x2="71111" y2="56000"/>
-                                  <a14:foregroundMark x1="68889" y1="60444" x2="68889" y2="60444"/>
-                                  <a14:foregroundMark x1="70667" y1="59111" x2="70667" y2="59111"/>
-                                  <a14:foregroundMark x1="76000" y1="85778" x2="76000" y2="85778"/>
-                                  <a14:foregroundMark x1="78222" y1="87111" x2="78222" y2="87111"/>
-                                  <a14:foregroundMark x1="76000" y1="84444" x2="76000" y2="84444"/>
-                                  <a14:foregroundMark x1="78222" y1="85333" x2="78222" y2="85333"/>
-                                  <a14:foregroundMark x1="78667" y1="86667" x2="78667" y2="86667"/>
-                                  <a14:foregroundMark x1="79556" y1="86667" x2="68000" y2="69778"/>
-                                  <a14:foregroundMark x1="59111" y1="85333" x2="59111" y2="85333"/>
-                                  <a14:backgroundMark x1="40444" y1="19111" x2="19111" y2="61333"/>
-                                  <a14:backgroundMark x1="19111" y1="61333" x2="16000" y2="65333"/>
-                                  <a14:backgroundMark x1="70667" y1="14667" x2="80889" y2="47111"/>
-                                  <a14:backgroundMark x1="34222" y1="58222" x2="34222" y2="58222"/>
-                                  <a14:backgroundMark x1="28444" y1="68444" x2="28444" y2="68444"/>
-                                  <a14:backgroundMark x1="43556" y1="31556" x2="43556" y2="31556"/>
-                                  <a14:backgroundMark x1="70667" y1="31556" x2="70667" y2="31556"/>
-                                  <a14:backgroundMark x1="71111" y1="37778" x2="71111" y2="37778"/>
-                                  <a14:backgroundMark x1="67111" y1="32444" x2="67111" y2="32444"/>
-                                  <a14:backgroundMark x1="64000" y1="29333" x2="64000" y2="29333"/>
-                                  <a14:backgroundMark x1="63111" y1="28444" x2="63111" y2="28444"/>
-                                  <a14:backgroundMark x1="64000" y1="27111" x2="64000" y2="27111"/>
-                                  <a14:backgroundMark x1="67111" y1="28889" x2="67111" y2="28889"/>
-                                  <a14:backgroundMark x1="48000" y1="27556" x2="48000" y2="27556"/>
-                                  <a14:backgroundMark x1="45778" y1="33778" x2="45778" y2="33778"/>
-                                  <a14:backgroundMark x1="50222" y1="29778" x2="50222" y2="29778"/>
-                                  <a14:backgroundMark x1="65333" y1="43111" x2="65333" y2="43111"/>
-                                  <a14:backgroundMark x1="66667" y1="46222" x2="66667" y2="46222"/>
-                                  <a14:backgroundMark x1="67556" y1="48889" x2="67556" y2="48889"/>
-                                  <a14:backgroundMark x1="67556" y1="55556" x2="67556" y2="55556"/>
-                                  <a14:backgroundMark x1="43556" y1="48889" x2="43556" y2="48889"/>
-                                  <a14:backgroundMark x1="38222" y1="57778" x2="38222" y2="57778"/>
-                                  <a14:backgroundMark x1="63111" y1="85778" x2="63111" y2="85778"/>
-                                  <a14:backgroundMark x1="66667" y1="85333" x2="66667" y2="85333"/>
-                                  <a14:backgroundMark x1="70667" y1="86667" x2="70667" y2="86667"/>
-                                  <a14:backgroundMark x1="73778" y1="87556" x2="73778" y2="87556"/>
-                                  <a14:backgroundMark x1="76000" y1="88444" x2="76000" y2="88444"/>
-                                </a14:backgroundRemoval>
-                              </a14:imgEffect>
-                            </a14:imgLayer>
-                          </a14:imgProps>
-                        </a:ext>
-                        <a:ext uri="{28A0092B-C50C-407E-A947-70E740481C1C}">
-                          <a14:useLocalDpi xmlns:a14="http://schemas.microsoft.com/office/drawing/2010/main" val="0"/>
-                        </a:ext>
-                      </a:extLst>
-                    </a:blip>
-                    <a:srcRect l="16428" t="9126" r="16002" b="9320"/>
-                    <a:stretch/>
-                  </pic:blipFill>
-                  <pic:spPr bwMode="auto">
-                    <a:xfrm>
-                      <a:off x="0" y="0"/>
-                      <a:ext cx="1626375" cy="1962973"/>
-                    </a:xfrm>
-                    <a:prstGeom prst="rect">
-                      <a:avLst/>
-                    </a:prstGeom>
-                    <a:noFill/>
-                    <a:ln>
-                      <a:noFill/>
-                    </a:ln>
-                    <a:extLst>
-                      <a:ext uri="{53640926-AAD7-44D8-BBD7-CCE9431645EC}">
-                        <a14:shadowObscured xmlns:a14="http://schemas.microsoft.com/office/drawing/2010/main"/>
-                      </a:ext>
-                    </a:extLst>
-                  </pic:spPr>
-                </pic:pic>
-              </a:graphicData>
-            </a:graphic>
-          </wp:inline>
-        </w:drawing>
-      </w:r>
-      <w:r>
-        <w:fldChar w:fldCharType="end"/>
-      </w:r>
-      <w:r>
-        <w:rPr>
-          <w:noProof/>
-        </w:rPr>
-        <w:drawing>
-          <wp:inline distT="0" distB="0" distL="0" distR="0" wp14:anchorId="68550949" wp14:editId="7F935288">
-            <wp:extent cx="1016000" cy="2008734"/>
-            <wp:effectExtent l="0" t="0" r="0" b="0"/>
-            <wp:docPr id="562763441" name="Image 11" descr="Une image contenant jouet, figurine, Personnage de fiction, dessin humoristique&#10;&#10;Description générée automatiquement"/>
-            <wp:cNvGraphicFramePr>
-              <a:graphicFrameLocks xmlns:a="http://schemas.openxmlformats.org/drawingml/2006/main" noChangeAspect="1"/>
-            </wp:cNvGraphicFramePr>
-            <a:graphic xmlns:a="http://schemas.openxmlformats.org/drawingml/2006/main">
-              <a:graphicData uri="http://schemas.openxmlformats.org/drawingml/2006/picture">
-                <pic:pic xmlns:pic="http://schemas.openxmlformats.org/drawingml/2006/picture">
-                  <pic:nvPicPr>
-                    <pic:cNvPr id="467266516" name="Image 11" descr="Une image contenant jouet, figurine, Personnage de fiction, dessin humoristique&#10;&#10;Description générée automatiquement"/>
-                    <pic:cNvPicPr/>
-                  </pic:nvPicPr>
-                  <pic:blipFill>
-                    <a:blip r:embed="rId13" cstate="print">
-                      <a:extLst>
-                        <a:ext uri="{28A0092B-C50C-407E-A947-70E740481C1C}">
-                          <a14:useLocalDpi xmlns:a14="http://schemas.microsoft.com/office/drawing/2010/main" val="0"/>
-                        </a:ext>
-                      </a:extLst>
-                    </a:blip>
-                    <a:stretch>
-                      <a:fillRect/>
-                    </a:stretch>
-                  </pic:blipFill>
-                  <pic:spPr>
-                    <a:xfrm>
-                      <a:off x="0" y="0"/>
-                      <a:ext cx="1091089" cy="2157193"/>
-                    </a:xfrm>
-                    <a:prstGeom prst="rect">
-                      <a:avLst/>
-                    </a:prstGeom>
-                  </pic:spPr>
-                </pic:pic>
-              </a:graphicData>
-            </a:graphic>
-          </wp:inline>
-        </w:drawing>
-      </w:r>
-    </w:p>
-    <w:p>
-      <w:pPr>
-        <w:jc w:val="center"/>
-      </w:pPr>
-    </w:p>
-    <w:p>
-      <w:pPr>
-        <w:jc w:val="center"/>
-      </w:pPr>
-    </w:p>
-    <w:p>
-      <w:pPr>
-        <w:jc w:val="center"/>
-      </w:pPr>
-      <w:r>
-        <w:t>Sans oublier l’auteur</w:t>
-      </w:r>
-      <w:r>
-        <w:t>, écrivain, journaliste et pilote</w:t>
-      </w:r>
-    </w:p>
-    <w:p>
-      <w:pPr>
-        <w:jc w:val="center"/>
-      </w:pPr>
-    </w:p>
-    <w:p>
-      <w:pPr>
-        <w:jc w:val="center"/>
-      </w:pPr>
-    </w:p>
-    <w:p>
-      <w:pPr>
-        <w:jc w:val="center"/>
-      </w:pPr>
-      <w:r>
-        <w:rPr>
-          <w:noProof/>
-        </w:rPr>
-        <w:drawing>
-          <wp:inline distT="0" distB="0" distL="0" distR="0" wp14:anchorId="4A31D340" wp14:editId="3754B328">
-            <wp:extent cx="5710813" cy="5131837"/>
+          <wp:inline distT="0" distB="0" distL="0" distR="0" wp14:anchorId="4A31D340" wp14:editId="5BAAF200">
+            <wp:extent cx="4276164" cy="3842637"/>
             <wp:effectExtent l="0" t="0" r="0" b="0"/>
             <wp:docPr id="1877625502" name="Image 1"/>
             <wp:cNvGraphicFramePr>
@@ -801,7 +546,7 @@
                     <pic:cNvPicPr/>
                   </pic:nvPicPr>
                   <pic:blipFill>
-                    <a:blip r:embed="rId14"/>
+                    <a:blip r:embed="rId9"/>
                     <a:stretch>
                       <a:fillRect/>
                     </a:stretch>
@@ -809,7 +554,7 @@
                   <pic:spPr>
                     <a:xfrm>
                       <a:off x="0" y="0"/>
-                      <a:ext cx="5740200" cy="5158245"/>
+                      <a:ext cx="4314899" cy="3877445"/>
                     </a:xfrm>
                     <a:prstGeom prst="rect">
                       <a:avLst/>
@@ -892,9 +637,9 @@
           <w:noProof/>
         </w:rPr>
         <w:drawing>
-          <wp:inline distT="0" distB="0" distL="0" distR="0" wp14:anchorId="3CCE36C7" wp14:editId="4E1852AC">
-            <wp:extent cx="3568700" cy="4102100"/>
-            <wp:effectExtent l="0" t="0" r="0" b="0"/>
+          <wp:inline distT="0" distB="0" distL="0" distR="0" wp14:anchorId="3CCE36C7" wp14:editId="2CE1551A">
+            <wp:extent cx="3818965" cy="4389771"/>
+            <wp:effectExtent l="0" t="0" r="0" b="4445"/>
             <wp:docPr id="1080503956" name="Image 1"/>
             <wp:cNvGraphicFramePr>
               <a:graphicFrameLocks xmlns:a="http://schemas.openxmlformats.org/drawingml/2006/main" noChangeAspect="1"/>
@@ -907,7 +652,21 @@
                     <pic:cNvPicPr/>
                   </pic:nvPicPr>
                   <pic:blipFill>
-                    <a:blip r:embed="rId15"/>
+                    <a:blip r:embed="rId10">
+                      <a:clrChange>
+                        <a:clrFrom>
+                          <a:srgbClr val="000000">
+                            <a:alpha val="0"/>
+                          </a:srgbClr>
+                        </a:clrFrom>
+                        <a:clrTo>
+                          <a:srgbClr val="000000">
+                            <a:alpha val="0"/>
+                          </a:srgbClr>
+                        </a:clrTo>
+                      </a:clrChange>
+                      <a:lum bright="40000" contrast="40000"/>
+                    </a:blip>
                     <a:stretch>
                       <a:fillRect/>
                     </a:stretch>
@@ -915,7 +674,7 @@
                   <pic:spPr>
                     <a:xfrm>
                       <a:off x="0" y="0"/>
-                      <a:ext cx="3568700" cy="4102100"/>
+                      <a:ext cx="3819605" cy="4390507"/>
                     </a:xfrm>
                     <a:prstGeom prst="rect">
                       <a:avLst/>
